--- a/examples/paper.docx
+++ b/examples/paper.docx
@@ -131,8 +131,11 @@
             <m:chr m:val="∑"/>
             <m:limLoc m:val="undOvr"/>
             <m:grow m:val="1"/>
-            <m:subHide m:val="off"/>
-            <m:supHide m:val="off"/>
+            <m:ctrlPr>
+              <w:rPr>
+                <w:rFonts w:ascii="Cambria Math" w:hAnsi="Cambria Math"/>
+              </w:rPr>
+            </m:ctrlPr>
           </m:naryPr>
           <m:sub>
             <m:r>
@@ -215,8 +218,11 @@
             <m:chr m:val="∑"/>
             <m:limLoc m:val="undOvr"/>
             <m:grow m:val="1"/>
-            <m:subHide m:val="off"/>
-            <m:supHide m:val="off"/>
+            <m:ctrlPr>
+              <w:rPr>
+                <w:rFonts w:ascii="Cambria Math" w:hAnsi="Cambria Math"/>
+              </w:rPr>
+            </m:ctrlPr>
           </m:naryPr>
           <m:sub>
             <m:r>
